--- a/download/Than Duc Huy Resume 2023.docx
+++ b/download/Than Duc Huy Resume 2023.docx
@@ -262,7 +262,19 @@
               <w:jc w:val="right"/>
             </w:pPr>
             <w:r>
-              <w:t>Jan 2024 - May 2024</w:t>
+              <w:t>Jan</w:t>
+            </w:r>
+            <w:r>
+              <w:t xml:space="preserve"> 202</w:t>
+            </w:r>
+            <w:r>
+              <w:t>4</w:t>
+            </w:r>
+            <w:r>
+              <w:t xml:space="preserve"> – May 202</w:t>
+            </w:r>
+            <w:r>
+              <w:t>4</w:t>
             </w:r>
           </w:p>
           <w:p>
@@ -271,10 +283,25 @@
               <w:jc w:val="right"/>
             </w:pPr>
             <w:r>
-              <w:t>Ma</w:t>
-            </w:r>
-            <w:r>
-              <w:t>y 2024 – Aug 2024</w:t>
+              <w:t>May</w:t>
+            </w:r>
+            <w:r>
+              <w:t xml:space="preserve"> 202</w:t>
+            </w:r>
+            <w:r>
+              <w:t>4</w:t>
+            </w:r>
+            <w:r>
+              <w:t xml:space="preserve"> – </w:t>
+            </w:r>
+            <w:r>
+              <w:t>Aug</w:t>
+            </w:r>
+            <w:r>
+              <w:t xml:space="preserve"> 202</w:t>
+            </w:r>
+            <w:r>
+              <w:t>4</w:t>
             </w:r>
           </w:p>
           <w:p>
@@ -356,6 +383,9 @@
             <w:tcW w:w="5675" w:type="dxa"/>
             <w:tcBorders>
               <w:top w:val="nil"/>
+              <w:left w:val="nil"/>
+              <w:bottom w:val="single" w:sz="4" w:space="0" w:color="auto"/>
+              <w:right w:val="nil"/>
             </w:tcBorders>
           </w:tcPr>
           <w:p>
@@ -384,6 +414,9 @@
             <w:tcW w:w="5114" w:type="dxa"/>
             <w:tcBorders>
               <w:top w:val="nil"/>
+              <w:left w:val="nil"/>
+              <w:bottom w:val="single" w:sz="4" w:space="0" w:color="auto"/>
+              <w:right w:val="nil"/>
             </w:tcBorders>
           </w:tcPr>
           <w:p>
@@ -544,10 +577,7 @@
         <w:jc w:val="both"/>
       </w:pPr>
       <w:r>
-        <w:t xml:space="preserve">Coursera: Financial </w:t>
-      </w:r>
-      <w:r>
-        <w:t>Markets (Yale); Simulation and Modelling of Natural Process (University of Geneva)</w:t>
+        <w:t>Coursera: Financial Markets (Yale); Simulation and Modelling of Natural Process (University of Geneva)</w:t>
       </w:r>
     </w:p>
     <w:p>
@@ -757,14 +787,7 @@
           <w:b/>
           <w:bCs/>
         </w:rPr>
-        <w:t>Mo</w:t>
-      </w:r>
-      <w:r>
-        <w:rPr>
-          <w:b/>
-          <w:bCs/>
-        </w:rPr>
-        <w:t>veIt</w:t>
+        <w:t>MoveIt</w:t>
       </w:r>
       <w:proofErr w:type="spellEnd"/>
       <w:r>
@@ -1061,10 +1084,7 @@
               <w:jc w:val="right"/>
             </w:pPr>
             <w:r>
-              <w:t>Au</w:t>
-            </w:r>
-            <w:r>
-              <w:t>g 2022 – Nov 2022</w:t>
+              <w:t>Aug 2022 – Nov 2022</w:t>
             </w:r>
           </w:p>
         </w:tc>
@@ -1200,10 +1220,7 @@
               <w:jc w:val="right"/>
             </w:pPr>
             <w:r>
-              <w:t xml:space="preserve">Aug 2021 – </w:t>
-            </w:r>
-            <w:r>
-              <w:t>Jun 2022</w:t>
+              <w:t>Aug 2021 – Jun 2022</w:t>
             </w:r>
           </w:p>
         </w:tc>
@@ -1250,10 +1267,7 @@
       </w:r>
       <w:proofErr w:type="spellEnd"/>
       <w:r>
-        <w:t xml:space="preserve"> with logic analyzer </w:t>
-      </w:r>
-      <w:r>
-        <w:t>to interpret digital signals.</w:t>
+        <w:t xml:space="preserve"> with logic analyzer to interpret digital signals.</w:t>
       </w:r>
     </w:p>
     <w:p>
@@ -1335,10 +1349,7 @@
               <w:jc w:val="both"/>
             </w:pPr>
             <w:r>
-              <w:t xml:space="preserve">CNYSP Making &amp; </w:t>
-            </w:r>
-            <w:r>
-              <w:t>Tinkering Module:</w:t>
+              <w:t>CNYSP Making &amp; Tinkering Module:</w:t>
             </w:r>
             <w:r>
               <w:rPr>
@@ -1459,10 +1470,7 @@
         <w:jc w:val="both"/>
       </w:pPr>
       <w:r>
-        <w:t xml:space="preserve">Applied forward kinematics concepts, DH </w:t>
-      </w:r>
-      <w:r>
-        <w:t>parameters to define serial linkage controller; applied inverse kinematics to control servo motors.</w:t>
+        <w:t>Applied forward kinematics concepts, DH parameters to define serial linkage controller; applied inverse kinematics to control servo motors.</w:t>
       </w:r>
     </w:p>
     <w:p>
@@ -1540,14 +1548,7 @@
                 <w:b/>
                 <w:bCs/>
               </w:rPr>
-              <w:t xml:space="preserve"> Characterize Time-of-Flight</w:t>
-            </w:r>
-            <w:r>
-              <w:rPr>
-                <w:b/>
-                <w:bCs/>
-              </w:rPr>
-              <w:t xml:space="preserve"> Sensor with Optical </w:t>
+              <w:t xml:space="preserve"> Characterize Time-of-Flight Sensor with Optical </w:t>
             </w:r>
             <w:proofErr w:type="spellStart"/>
             <w:r>
@@ -1613,10 +1614,7 @@
         <w:jc w:val="both"/>
       </w:pPr>
       <w:r>
-        <w:t xml:space="preserve">Characterized sensor behaviors with optical fiber waveguide to route light </w:t>
-      </w:r>
-      <w:r>
-        <w:t>to drone exterior.</w:t>
+        <w:t>Characterized sensor behaviors with optical fiber waveguide to route light to drone exterior.</w:t>
       </w:r>
     </w:p>
     <w:p>
@@ -1672,16 +1670,7 @@
                 <w:szCs w:val="24"/>
               </w:rPr>
               <w:lastRenderedPageBreak/>
-              <w:t>W</w:t>
-            </w:r>
-            <w:r>
-              <w:rPr>
-                <w:b/>
-                <w:bCs/>
-                <w:sz w:val="24"/>
-                <w:szCs w:val="24"/>
-              </w:rPr>
-              <w:t>ORK / INTERNSHIPS</w:t>
+              <w:t>WORK / INTERNSHIPS</w:t>
             </w:r>
           </w:p>
         </w:tc>
@@ -1830,10 +1819,7 @@
         <w:jc w:val="both"/>
       </w:pPr>
       <w:r>
-        <w:t xml:space="preserve">Applied Deep </w:t>
-      </w:r>
-      <w:r>
-        <w:t xml:space="preserve">Reinforcement Learning algorithms: TD3, PPO using </w:t>
+        <w:t xml:space="preserve">Applied Deep Reinforcement Learning algorithms: TD3, PPO using </w:t>
       </w:r>
       <w:proofErr w:type="spellStart"/>
       <w:r>
@@ -1980,10 +1966,7 @@
         <w:jc w:val="both"/>
       </w:pPr>
       <w:r>
-        <w:t xml:space="preserve">Set up IT technology and </w:t>
-      </w:r>
-      <w:r>
-        <w:t>services to assist teachers in response to COVID home-based and hybrid learning.</w:t>
+        <w:t>Set up IT technology and services to assist teachers in response to COVID home-based and hybrid learning.</w:t>
       </w:r>
     </w:p>
     <w:p>
@@ -2141,10 +2124,7 @@
         <w:jc w:val="both"/>
       </w:pPr>
       <w:r>
-        <w:t>Adapted to social norm</w:t>
-      </w:r>
-      <w:r>
-        <w:t>s and appreciated various cultural values.</w:t>
+        <w:t>Adapted to social norms and appreciated various cultural values.</w:t>
       </w:r>
     </w:p>
     <w:p>
@@ -2310,10 +2290,7 @@
         <w:jc w:val="both"/>
       </w:pPr>
       <w:r>
-        <w:t xml:space="preserve">Coordinated with </w:t>
-      </w:r>
-      <w:r>
-        <w:t>Academics committee members to organize 15 workshops, instructing more than 150 NTU students on ML concepts such as CNN, RNN, Transformer.</w:t>
+        <w:t>Coordinated with Academics committee members to organize 15 workshops, instructing more than 150 NTU students on ML concepts such as CNN, RNN, Transformer.</w:t>
       </w:r>
     </w:p>
     <w:p>
@@ -2327,10 +2304,7 @@
         <w:jc w:val="both"/>
       </w:pPr>
       <w:r>
-        <w:t xml:space="preserve">Communicated with MLDA Executive Committee and NTU Management staff to propose initiatives with long-term </w:t>
-      </w:r>
-      <w:r>
-        <w:t>impact (e.g., ML demonstrations for public display and engagement).</w:t>
+        <w:t>Communicated with MLDA Executive Committee and NTU Management staff to propose initiatives with long-term impact (e.g., ML demonstrations for public display and engagement).</w:t>
       </w:r>
     </w:p>
     <w:p>
@@ -2431,14 +2405,7 @@
                 <w:i/>
                 <w:iCs/>
               </w:rPr>
-              <w:t>Member of Operation Commit</w:t>
-            </w:r>
-            <w:r>
-              <w:rPr>
-                <w:i/>
-                <w:iCs/>
-              </w:rPr>
-              <w:t xml:space="preserve">tee </w:t>
+              <w:t xml:space="preserve">Member of Operation Committee </w:t>
             </w:r>
           </w:p>
         </w:tc>
@@ -2514,10 +2481,7 @@
         <w:jc w:val="both"/>
       </w:pPr>
       <w:r>
-        <w:t>Repaired, upgraded machines (3D</w:t>
-      </w:r>
-      <w:r>
-        <w:t xml:space="preserve"> Printers</w:t>
+        <w:t>Repaired, upgraded machines (3D Printers</w:t>
       </w:r>
       <w:proofErr w:type="gramStart"/>
       <w:r>
@@ -2697,13 +2661,7 @@
         <w:rPr>
           <w:rFonts w:cstheme="minorHAnsi"/>
         </w:rPr>
-        <w:t>Fabrication: 3D Printing, Laser Cutting, Oscillos</w:t>
-      </w:r>
-      <w:r>
-        <w:rPr>
-          <w:rFonts w:cstheme="minorHAnsi"/>
-        </w:rPr>
-        <w:t>cope, Logic Analyzer</w:t>
+        <w:t>Fabrication: 3D Printing, Laser Cutting, Oscilloscope, Logic Analyzer</w:t>
       </w:r>
     </w:p>
     <w:p>

--- a/download/Than Duc Huy Resume 2023.docx
+++ b/download/Than Duc Huy Resume 2023.docx
@@ -262,19 +262,7 @@
               <w:jc w:val="right"/>
             </w:pPr>
             <w:r>
-              <w:t>Jan</w:t>
-            </w:r>
-            <w:r>
-              <w:t xml:space="preserve"> 202</w:t>
-            </w:r>
-            <w:r>
-              <w:t>4</w:t>
-            </w:r>
-            <w:r>
-              <w:t xml:space="preserve"> – May 202</w:t>
-            </w:r>
-            <w:r>
-              <w:t>4</w:t>
+              <w:t>Jan 2024 – May 2024</w:t>
             </w:r>
           </w:p>
           <w:p>
@@ -283,25 +271,7 @@
               <w:jc w:val="right"/>
             </w:pPr>
             <w:r>
-              <w:t>May</w:t>
-            </w:r>
-            <w:r>
-              <w:t xml:space="preserve"> 202</w:t>
-            </w:r>
-            <w:r>
-              <w:t>4</w:t>
-            </w:r>
-            <w:r>
-              <w:t xml:space="preserve"> – </w:t>
-            </w:r>
-            <w:r>
-              <w:t>Aug</w:t>
-            </w:r>
-            <w:r>
-              <w:t xml:space="preserve"> 202</w:t>
-            </w:r>
-            <w:r>
-              <w:t>4</w:t>
+              <w:t>May 2024 – Aug 2024</w:t>
             </w:r>
           </w:p>
           <w:p>
@@ -459,7 +429,21 @@
           <w:b/>
           <w:bCs/>
         </w:rPr>
-        <w:t>Bachelor of Engineering (Electrical and Electrical Engineering)</w:t>
+        <w:t xml:space="preserve">Bachelor of Engineering (Electrical and </w:t>
+      </w:r>
+      <w:r>
+        <w:rPr>
+          <w:b/>
+          <w:bCs/>
+        </w:rPr>
+        <w:t>Electronics</w:t>
+      </w:r>
+      <w:r>
+        <w:rPr>
+          <w:b/>
+          <w:bCs/>
+        </w:rPr>
+        <w:t xml:space="preserve"> Engineering)</w:t>
       </w:r>
     </w:p>
     <w:p>
